--- a/Explanation.docx
+++ b/Explanation.docx
@@ -7,10 +7,40 @@
         <w:pStyle w:val="isselectedend"/>
       </w:pPr>
       <w:r>
-        <w:t xml:space="preserve">2) </w:t>
-      </w:r>
-      <w:r>
-        <w:t xml:space="preserve">The employee's knowledge is unique within TCS due to the rare combination of expertise in </w:t>
+        <w:t>1)</w:t>
+      </w:r>
+      <w:r>
+        <w:t xml:space="preserve">In the Nationwide Finance – Prefix Application project, I work as a Quality Engineer with specialized expertise in TOSCA-based test automation and data validation. I design and maintain model-based automated test scripts to support regression and release </w:t>
+      </w:r>
+      <w:r>
+        <w:t>cycles and</w:t>
+      </w:r>
+      <w:r>
+        <w:t xml:space="preserve"> integrate them into CI/CD pipelines for continuous testing.</w:t>
+      </w:r>
+    </w:p>
+    <w:p>
+      <w:pPr>
+        <w:pStyle w:val="isselectedend"/>
+      </w:pPr>
+      <w:r>
+        <w:t>I also perform backend validation using SQL, manage test data, and analyze logs and performance metrics to identify and resolve complex defects. My role involves close collaboration with developers and database teams to ensure system reliability, data integrity, and high-quality application delivery.</w:t>
+      </w:r>
+    </w:p>
+    <w:p>
+      <w:pPr>
+        <w:pStyle w:val="isselectedend"/>
+      </w:pPr>
+      <w:r>
+        <w:t>My specialized knowledge in TOSCA automation and enterprise testing is critical to maintaining efficient release processes and overall system performance.</w:t>
+      </w:r>
+    </w:p>
+    <w:p>
+      <w:pPr>
+        <w:pStyle w:val="isselectedend"/>
+      </w:pPr>
+      <w:r>
+        <w:t xml:space="preserve">2) The employee's knowledge is unique within TCS due to the rare combination of expertise in </w:t>
       </w:r>
       <w:proofErr w:type="spellStart"/>
       <w:r>
@@ -42,10 +72,7 @@
         <w:pStyle w:val="NormalWeb"/>
       </w:pPr>
       <w:r>
-        <w:t xml:space="preserve">3) </w:t>
-      </w:r>
-      <w:r>
-        <w:t>A key aspect of the employee’s specialized knowledge is the ability to support Guidewire insurance applications while integrating testing processes across modern cloud platforms and legacy Mainframe environments. The employee also analyzes application logs, batch job executions, and performance metrics to identify operational issues and ensure system reliability.</w:t>
+        <w:t>3) A key aspect of the employee’s specialized knowledge is the ability to support Guidewire insurance applications while integrating testing processes across modern cloud platforms and legacy Mainframe environments. The employee also analyzes application logs, batch job executions, and performance metrics to identify operational issues and ensure system reliability.</w:t>
       </w:r>
     </w:p>
     <w:p>
@@ -61,10 +88,7 @@
         <w:pStyle w:val="NormalWeb"/>
       </w:pPr>
       <w:r>
-        <w:t xml:space="preserve">4) </w:t>
-      </w:r>
-      <w:r>
-        <w:t xml:space="preserve">The employee's specialized knowledge is unique because it combines expertise across multiple enterprise platforms, automation frameworks, DevOps tools, and proprietary systems that are rarely found within a single resource. The employee has extensive experience using </w:t>
+        <w:t xml:space="preserve">4) The employee's specialized knowledge is unique because it combines expertise across multiple enterprise platforms, automation frameworks, DevOps tools, and proprietary systems that are rarely found within a single resource. The employee has extensive experience using </w:t>
       </w:r>
       <w:proofErr w:type="spellStart"/>
       <w:r>
@@ -80,7 +104,11 @@
       </w:r>
       <w:proofErr w:type="spellEnd"/>
       <w:r>
-        <w:t xml:space="preserve"> Deploy for CI/CD and release automation, Splunk for log analysis and troubleshooting, and SSMS for advanced data validation and testing activities.</w:t>
+        <w:t xml:space="preserve"> Deploy for </w:t>
+      </w:r>
+      <w:r>
+        <w:lastRenderedPageBreak/>
+        <w:t>CI/CD and release automation, Splunk for log analysis and troubleshooting, and SSMS for advanced data validation and testing activities.</w:t>
       </w:r>
     </w:p>
     <w:p>
@@ -96,11 +124,72 @@
         <w:pStyle w:val="NormalWeb"/>
       </w:pPr>
       <w:r>
-        <w:t xml:space="preserve">The value of the employee's expertise lies not in individual technologies, but in the ability to integrate testing, deployment, monitoring, data validation, and workload automation processes across interconnected systems. The combination of Tosca automation, proprietary platform knowledge, enterprise DevOps practices, and client-specific business process expertise is </w:t>
-      </w:r>
+        <w:t>The value of the employee's expertise lies not in individual technologies, but in the ability to integrate testing, deployment, monitoring, data validation, and workload automation processes across interconnected systems. The combination of Tosca automation, proprietary platform knowledge, enterprise DevOps practices, and client-specific business process expertise is uncommon within TCS and not readily available in the Canadian labor market without significant training, knowledge transfer, and project experience.</w:t>
+      </w:r>
+    </w:p>
+    <w:p>
+      <w:pPr>
+        <w:pStyle w:val="NormalWeb"/>
+      </w:pPr>
+      <w:r>
+        <w:t>5) The associate's knowledge is unique due to the uncommon combination of expertise across cloud technologies, enterprise test automation, insurance platforms, data engineering, DevOps, and legacy systems. The associate possesses hands-on experience with AWS, Kubernetes, Jenkins, Git, SQL, ETL processes, Java, Python, Ruby, Windows Server, Guidewire, and Mainframe technologies, enabling support for the complete software delivery lifecycle.</w:t>
+      </w:r>
+    </w:p>
+    <w:p>
+      <w:pPr>
+        <w:pStyle w:val="NormalWeb"/>
+      </w:pPr>
+      <w:r>
+        <w:t>What distinguishes the associate within TCS is the ability to bridge modern cloud-native technologies with traditional enterprise platforms. The associate can design and support automated testing solutions, perform complex data validation and ETL testing, integrate applications into CI/CD pipelines, analyze system and batch job performance, and troubleshoot issues across application, database, infrastructure, and deployment layers.</w:t>
+      </w:r>
+    </w:p>
+    <w:p>
+      <w:pPr>
+        <w:pStyle w:val="NormalWeb"/>
+      </w:pPr>
+      <w:r>
+        <w:t>Additionally, the associate has developed deep knowledge of Guidewire insurance applications, enterprise business processes, and client-specific system integrations. This combination of cloud, automation, database, development, and legacy platform expertise is not commonly found within a single resource and requires substantial project experience to acquire. As a result, the associate can independently resolve complex cross-functional issues and provide critical support for enterprise transformation and quality engineering initiatives.</w:t>
+      </w:r>
+    </w:p>
+    <w:p>
+      <w:pPr>
+        <w:pStyle w:val="isselectedend"/>
+      </w:pPr>
+      <w:r>
+        <w:t xml:space="preserve">6) The associate will use TCS MasterCraft Application Lifecycle Manager as a centralized platform to govern and orchestrate end-to-end application delivery, ensuring traceability across requirements, test automation, and deployment activities. </w:t>
+      </w:r>
+      <w:proofErr w:type="spellStart"/>
+      <w:r>
+        <w:t>Tricentis</w:t>
+      </w:r>
+      <w:proofErr w:type="spellEnd"/>
+      <w:r>
+        <w:t xml:space="preserve"> Tosca will be integrated with MasterCraft to manage model-based test assets, execution tracking, and continuous validation within CI/CD pipelines.</w:t>
+      </w:r>
+    </w:p>
+    <w:p>
+      <w:pPr>
+        <w:pStyle w:val="isselectedend"/>
+      </w:pPr>
+      <w:r>
+        <w:t>Selenium with AI-based enhancements will be used for intelligent UI automation, including self-healing capabilities and improved object recognition to reduce script maintenance. AI-enhanced API testing will support intelligent test generation, response validation, and improved integration coverage across distributed systems.</w:t>
+      </w:r>
+    </w:p>
+    <w:p>
+      <w:pPr>
+        <w:pStyle w:val="isselectedend"/>
+      </w:pPr>
       <w:r>
         <w:lastRenderedPageBreak/>
-        <w:t>uncommon within TCS and not readily available in the Canadian labor market without significant training, knowledge transfer, and project experience.</w:t>
+        <w:t xml:space="preserve">These tools will be aligned with CI/CD pipelines using Jenkins, Concourse, and </w:t>
+      </w:r>
+      <w:proofErr w:type="spellStart"/>
+      <w:r>
+        <w:t>UrbanCode</w:t>
+      </w:r>
+      <w:proofErr w:type="spellEnd"/>
+      <w:r>
+        <w:t xml:space="preserve"> Deploy to ensure seamless build, test, and release cycles. This integrated approach enables continuous quality assurance, faster defect detection, and improved release confidence.</w:t>
       </w:r>
     </w:p>
     <w:p>
@@ -108,10 +197,7 @@
         <w:pStyle w:val="NormalWeb"/>
       </w:pPr>
       <w:r>
-        <w:t xml:space="preserve">5) </w:t>
-      </w:r>
-      <w:r>
-        <w:t>The associate's knowledge is unique due to the uncommon combination of expertise across cloud technologies, enterprise test automation, insurance platforms, data engineering, DevOps, and legacy systems. The associate possesses hands-on experience with AWS, Kubernetes, Jenkins, Git, SQL, ETL processes, Java, Python, Ruby, Windows Server, Guidewire, and Mainframe technologies, enabling support for the complete software delivery lifecycle.</w:t>
+        <w:t>The associate’s ability to combine MasterCraft governance with AI-driven automation tools ensures efficient delivery, reduced operational risk, and strong end-to-end visibility across enterprise systems in Canada.</w:t>
       </w:r>
     </w:p>
     <w:p>
@@ -119,77 +205,7 @@
         <w:pStyle w:val="NormalWeb"/>
       </w:pPr>
       <w:r>
-        <w:t>What distinguishes the associate within TCS is the ability to bridge modern cloud-native technologies with traditional enterprise platforms. The associate can design and support automated testing solutions, perform complex data validation and ETL testing, integrate applications into CI/CD pipelines, analyze system and batch job performance, and troubleshoot issues across application, database, infrastructure, and deployment layers.</w:t>
-      </w:r>
-    </w:p>
-    <w:p>
-      <w:pPr>
-        <w:pStyle w:val="NormalWeb"/>
-      </w:pPr>
-      <w:r>
-        <w:t>Additionally, the associate has developed deep knowledge of Guidewire insurance applications, enterprise business processes, and client-specific system integrations. This combination of cloud, automation, database, development, and legacy platform expertise is not commonly found within a single resource and requires substantial project experience to acquire. As a result, the associate can independently resolve complex cross-functional issues and provide critical support for enterprise transformation and quality engineering initiatives.</w:t>
-      </w:r>
-    </w:p>
-    <w:p>
-      <w:pPr>
-        <w:pStyle w:val="isselectedend"/>
-      </w:pPr>
-      <w:r>
-        <w:t>6) T</w:t>
-      </w:r>
-      <w:r>
-        <w:t xml:space="preserve">he associate will use TCS MasterCraft Application Lifecycle Manager as a centralized platform to govern and orchestrate end-to-end application delivery, ensuring traceability across requirements, test automation, and deployment activities. </w:t>
-      </w:r>
-      <w:proofErr w:type="spellStart"/>
-      <w:r>
-        <w:t>Tricentis</w:t>
-      </w:r>
-      <w:proofErr w:type="spellEnd"/>
-      <w:r>
-        <w:t xml:space="preserve"> Tosca will be integrated with MasterCraft to manage model-based test assets, execution tracking, and continuous validation within CI/CD pipelines.</w:t>
-      </w:r>
-    </w:p>
-    <w:p>
-      <w:pPr>
-        <w:pStyle w:val="isselectedend"/>
-      </w:pPr>
-      <w:r>
-        <w:t>Selenium with AI-based enhancements will be used for intelligent UI automation, including self-healing capabilities and improved object recognition to reduce script maintenance. AI-enhanced API testing will support intelligent test generation, response validation, and improved integration coverage across distributed systems.</w:t>
-      </w:r>
-    </w:p>
-    <w:p>
-      <w:pPr>
-        <w:pStyle w:val="isselectedend"/>
-      </w:pPr>
-      <w:r>
-        <w:t xml:space="preserve">These tools will be aligned with CI/CD pipelines using Jenkins, Concourse, and </w:t>
-      </w:r>
-      <w:proofErr w:type="spellStart"/>
-      <w:r>
-        <w:t>UrbanCode</w:t>
-      </w:r>
-      <w:proofErr w:type="spellEnd"/>
-      <w:r>
-        <w:t xml:space="preserve"> Deploy to ensure seamless build, test, and release cycles. This integrated approach enables continuous quality assurance, faster defect detection, and improved release confidence.</w:t>
-      </w:r>
-    </w:p>
-    <w:p>
-      <w:pPr>
-        <w:pStyle w:val="NormalWeb"/>
-      </w:pPr>
-      <w:r>
-        <w:t>The associate’s ability to combine MasterCraft governance with AI-driven automation tools ensures efficient delivery, reduced operational risk, and strong end-to-end visibility across enterprise systems in Canada.</w:t>
-      </w:r>
-    </w:p>
-    <w:p>
-      <w:pPr>
-        <w:pStyle w:val="NormalWeb"/>
-      </w:pPr>
-      <w:r>
-        <w:t xml:space="preserve">7) </w:t>
-      </w:r>
-      <w:r>
-        <w:t xml:space="preserve">In a Canada-based project, an associate using </w:t>
+        <w:t xml:space="preserve">7) In a Canada-based project, an associate using </w:t>
       </w:r>
       <w:r>
         <w:rPr>
@@ -219,11 +235,7 @@
         <w:t>data masking</w:t>
       </w:r>
       <w:r>
-        <w:t xml:space="preserve"> feature, they apply predefined rules to anonymize or obfuscate this data while maintaining </w:t>
-      </w:r>
-      <w:r>
-        <w:lastRenderedPageBreak/>
-        <w:t xml:space="preserve">format integrity for application testing. They may also use </w:t>
+        <w:t xml:space="preserve"> feature, they apply predefined rules to anonymize or obfuscate this data while maintaining format integrity for application testing. They may also use </w:t>
       </w:r>
       <w:r>
         <w:rPr>
@@ -261,10 +273,7 @@
         <w:pStyle w:val="NormalWeb"/>
       </w:pPr>
       <w:r>
-        <w:t xml:space="preserve">8) </w:t>
-      </w:r>
-      <w:r>
-        <w:t xml:space="preserve">In a TCS environment, </w:t>
+        <w:t xml:space="preserve">8) In a TCS environment, </w:t>
       </w:r>
       <w:r>
         <w:rPr>
@@ -348,10 +357,7 @@
         <w:pStyle w:val="NormalWeb"/>
       </w:pPr>
       <w:r>
-        <w:t>9) A</w:t>
-      </w:r>
-      <w:r>
-        <w:t xml:space="preserve">n employee can use </w:t>
+        <w:t xml:space="preserve">9) An employee can use </w:t>
       </w:r>
       <w:r>
         <w:rPr>
@@ -385,7 +391,11 @@
       </w:r>
       <w:proofErr w:type="spellEnd"/>
       <w:r>
-        <w:t xml:space="preserve"> helps ensure adherence to client standards and Canadian regulatory requirements through traceable processes and audit-ready records. This makes </w:t>
+        <w:t xml:space="preserve"> helps ensure adherence to client standards and Canadian regulatory requirements through traceable processes and audit-</w:t>
+      </w:r>
+      <w:r>
+        <w:lastRenderedPageBreak/>
+        <w:t xml:space="preserve">ready records. This makes </w:t>
       </w:r>
       <w:proofErr w:type="spellStart"/>
       <w:r>
@@ -415,6 +425,195 @@
     </w:sectPr>
   </w:body>
 </w:document>
+</file>
+
+<file path=word/numbering.xml><?xml version="1.0" encoding="utf-8"?>
+<w:numbering xmlns:wpc="http://schemas.microsoft.com/office/word/2010/wordprocessingCanvas" xmlns:cx="http://schemas.microsoft.com/office/drawing/2014/chartex" xmlns:cx1="http://schemas.microsoft.com/office/drawing/2015/9/8/chartex" xmlns:cx2="http://schemas.microsoft.com/office/drawing/2015/10/21/chartex" xmlns:cx3="http://schemas.microsoft.com/office/drawing/2016/5/9/chartex" xmlns:cx4="http://schemas.microsoft.com/office/drawing/2016/5/10/chartex" xmlns:cx5="http://schemas.microsoft.com/office/drawing/2016/5/11/chartex" xmlns:cx6="http://schemas.microsoft.com/office/drawing/2016/5/12/chartex" xmlns:cx7="http://schemas.microsoft.com/office/drawing/2016/5/13/chartex" xmlns:cx8="http://schemas.microsoft.com/office/drawing/2016/5/14/chartex" xmlns:mc="http://schemas.openxmlformats.org/markup-compatibility/2006" xmlns:aink="http://schemas.microsoft.com/office/drawing/2016/ink" xmlns:am3d="http://schemas.microsoft.com/office/drawing/2017/model3d" xmlns:o="urn:schemas-microsoft-com:office:office" xmlns:oel="http://schemas.microsoft.com/office/2019/extlst" xmlns:r="http://schemas.openxmlformats.org/officeDocument/2006/relationships" xmlns:m="http://schemas.openxmlformats.org/officeDocument/2006/math" xmlns:v="urn:schemas-microsoft-com:vml" xmlns:wp14="http://schemas.microsoft.com/office/word/2010/wordprocessingDrawing" xmlns:wp="http://schemas.openxmlformats.org/drawingml/2006/wordprocessingDrawing" xmlns:w10="urn:schemas-microsoft-com:office:word" xmlns:w="http://schemas.openxmlformats.org/wordprocessingml/2006/main" xmlns:w14="http://schemas.microsoft.com/office/word/2010/wordml" xmlns:w15="http://schemas.microsoft.com/office/word/2012/wordml" xmlns:w16cex="http://schemas.microsoft.com/office/word/2018/wordml/cex" xmlns:w16cid="http://schemas.microsoft.com/office/word/2016/wordml/cid" xmlns:w16="http://schemas.microsoft.com/office/word/2018/wordml" xmlns:w16du="http://schemas.microsoft.com/office/word/2023/wordml/word16du" xmlns:w16sdtdh="http://schemas.microsoft.com/office/word/2020/wordml/sdtdatahash" xmlns:w16sdtfl="http://schemas.microsoft.com/office/word/2024/wordml/sdtformatlock" xmlns:w16se="http://schemas.microsoft.com/office/word/2015/wordml/symex" xmlns:wpg="http://schemas.microsoft.com/office/word/2010/wordprocessingGroup" xmlns:wpi="http://schemas.microsoft.com/office/word/2010/wordprocessingInk" xmlns:wne="http://schemas.microsoft.com/office/word/2006/wordml" xmlns:wps="http://schemas.microsoft.com/office/word/2010/wordprocessingShape" mc:Ignorable="w14 w15 w16se w16cid w16 w16cex w16sdtdh w16sdtfl w16du wp14">
+  <w:abstractNum w:abstractNumId="0" w15:restartNumberingAfterBreak="0">
+    <w:nsid w:val="74AF3A12"/>
+    <w:multiLevelType w:val="hybridMultilevel"/>
+    <w:tmpl w:val="CC963748"/>
+    <w:lvl w:ilvl="0" w:tplc="04090011">
+      <w:start w:val="1"/>
+      <w:numFmt w:val="decimal"/>
+      <w:lvlText w:val="%1)"/>
+      <w:lvlJc w:val="left"/>
+      <w:pPr>
+        <w:ind w:left="720" w:hanging="360"/>
+      </w:pPr>
+      <w:rPr>
+        <w:rFonts w:hint="default"/>
+      </w:rPr>
+    </w:lvl>
+    <w:lvl w:ilvl="1" w:tplc="04090019" w:tentative="1">
+      <w:start w:val="1"/>
+      <w:numFmt w:val="lowerLetter"/>
+      <w:lvlText w:val="%2."/>
+      <w:lvlJc w:val="left"/>
+      <w:pPr>
+        <w:ind w:left="1440" w:hanging="360"/>
+      </w:pPr>
+    </w:lvl>
+    <w:lvl w:ilvl="2" w:tplc="0409001B" w:tentative="1">
+      <w:start w:val="1"/>
+      <w:numFmt w:val="lowerRoman"/>
+      <w:lvlText w:val="%3."/>
+      <w:lvlJc w:val="right"/>
+      <w:pPr>
+        <w:ind w:left="2160" w:hanging="180"/>
+      </w:pPr>
+    </w:lvl>
+    <w:lvl w:ilvl="3" w:tplc="0409000F" w:tentative="1">
+      <w:start w:val="1"/>
+      <w:numFmt w:val="decimal"/>
+      <w:lvlText w:val="%4."/>
+      <w:lvlJc w:val="left"/>
+      <w:pPr>
+        <w:ind w:left="2880" w:hanging="360"/>
+      </w:pPr>
+    </w:lvl>
+    <w:lvl w:ilvl="4" w:tplc="04090019" w:tentative="1">
+      <w:start w:val="1"/>
+      <w:numFmt w:val="lowerLetter"/>
+      <w:lvlText w:val="%5."/>
+      <w:lvlJc w:val="left"/>
+      <w:pPr>
+        <w:ind w:left="3600" w:hanging="360"/>
+      </w:pPr>
+    </w:lvl>
+    <w:lvl w:ilvl="5" w:tplc="0409001B" w:tentative="1">
+      <w:start w:val="1"/>
+      <w:numFmt w:val="lowerRoman"/>
+      <w:lvlText w:val="%6."/>
+      <w:lvlJc w:val="right"/>
+      <w:pPr>
+        <w:ind w:left="4320" w:hanging="180"/>
+      </w:pPr>
+    </w:lvl>
+    <w:lvl w:ilvl="6" w:tplc="0409000F" w:tentative="1">
+      <w:start w:val="1"/>
+      <w:numFmt w:val="decimal"/>
+      <w:lvlText w:val="%7."/>
+      <w:lvlJc w:val="left"/>
+      <w:pPr>
+        <w:ind w:left="5040" w:hanging="360"/>
+      </w:pPr>
+    </w:lvl>
+    <w:lvl w:ilvl="7" w:tplc="04090019" w:tentative="1">
+      <w:start w:val="1"/>
+      <w:numFmt w:val="lowerLetter"/>
+      <w:lvlText w:val="%8."/>
+      <w:lvlJc w:val="left"/>
+      <w:pPr>
+        <w:ind w:left="5760" w:hanging="360"/>
+      </w:pPr>
+    </w:lvl>
+    <w:lvl w:ilvl="8" w:tplc="0409001B" w:tentative="1">
+      <w:start w:val="1"/>
+      <w:numFmt w:val="lowerRoman"/>
+      <w:lvlText w:val="%9."/>
+      <w:lvlJc w:val="right"/>
+      <w:pPr>
+        <w:ind w:left="6480" w:hanging="180"/>
+      </w:pPr>
+    </w:lvl>
+  </w:abstractNum>
+  <w:abstractNum w:abstractNumId="1" w15:restartNumberingAfterBreak="0">
+    <w:nsid w:val="75324532"/>
+    <w:multiLevelType w:val="hybridMultilevel"/>
+    <w:tmpl w:val="344A62E0"/>
+    <w:lvl w:ilvl="0" w:tplc="04090011">
+      <w:start w:val="1"/>
+      <w:numFmt w:val="decimal"/>
+      <w:lvlText w:val="%1)"/>
+      <w:lvlJc w:val="left"/>
+      <w:pPr>
+        <w:ind w:left="720" w:hanging="360"/>
+      </w:pPr>
+      <w:rPr>
+        <w:rFonts w:hint="default"/>
+      </w:rPr>
+    </w:lvl>
+    <w:lvl w:ilvl="1" w:tplc="04090019" w:tentative="1">
+      <w:start w:val="1"/>
+      <w:numFmt w:val="lowerLetter"/>
+      <w:lvlText w:val="%2."/>
+      <w:lvlJc w:val="left"/>
+      <w:pPr>
+        <w:ind w:left="1440" w:hanging="360"/>
+      </w:pPr>
+    </w:lvl>
+    <w:lvl w:ilvl="2" w:tplc="0409001B" w:tentative="1">
+      <w:start w:val="1"/>
+      <w:numFmt w:val="lowerRoman"/>
+      <w:lvlText w:val="%3."/>
+      <w:lvlJc w:val="right"/>
+      <w:pPr>
+        <w:ind w:left="2160" w:hanging="180"/>
+      </w:pPr>
+    </w:lvl>
+    <w:lvl w:ilvl="3" w:tplc="0409000F" w:tentative="1">
+      <w:start w:val="1"/>
+      <w:numFmt w:val="decimal"/>
+      <w:lvlText w:val="%4."/>
+      <w:lvlJc w:val="left"/>
+      <w:pPr>
+        <w:ind w:left="2880" w:hanging="360"/>
+      </w:pPr>
+    </w:lvl>
+    <w:lvl w:ilvl="4" w:tplc="04090019" w:tentative="1">
+      <w:start w:val="1"/>
+      <w:numFmt w:val="lowerLetter"/>
+      <w:lvlText w:val="%5."/>
+      <w:lvlJc w:val="left"/>
+      <w:pPr>
+        <w:ind w:left="3600" w:hanging="360"/>
+      </w:pPr>
+    </w:lvl>
+    <w:lvl w:ilvl="5" w:tplc="0409001B" w:tentative="1">
+      <w:start w:val="1"/>
+      <w:numFmt w:val="lowerRoman"/>
+      <w:lvlText w:val="%6."/>
+      <w:lvlJc w:val="right"/>
+      <w:pPr>
+        <w:ind w:left="4320" w:hanging="180"/>
+      </w:pPr>
+    </w:lvl>
+    <w:lvl w:ilvl="6" w:tplc="0409000F" w:tentative="1">
+      <w:start w:val="1"/>
+      <w:numFmt w:val="decimal"/>
+      <w:lvlText w:val="%7."/>
+      <w:lvlJc w:val="left"/>
+      <w:pPr>
+        <w:ind w:left="5040" w:hanging="360"/>
+      </w:pPr>
+    </w:lvl>
+    <w:lvl w:ilvl="7" w:tplc="04090019" w:tentative="1">
+      <w:start w:val="1"/>
+      <w:numFmt w:val="lowerLetter"/>
+      <w:lvlText w:val="%8."/>
+      <w:lvlJc w:val="left"/>
+      <w:pPr>
+        <w:ind w:left="5760" w:hanging="360"/>
+      </w:pPr>
+    </w:lvl>
+    <w:lvl w:ilvl="8" w:tplc="0409001B" w:tentative="1">
+      <w:start w:val="1"/>
+      <w:numFmt w:val="lowerRoman"/>
+      <w:lvlText w:val="%9."/>
+      <w:lvlJc w:val="right"/>
+      <w:pPr>
+        <w:ind w:left="6480" w:hanging="180"/>
+      </w:pPr>
+    </w:lvl>
+  </w:abstractNum>
+  <w:num w:numId="1" w16cid:durableId="310135533">
+    <w:abstractNumId w:val="1"/>
+  </w:num>
+  <w:num w:numId="2" w16cid:durableId="1085110512">
+    <w:abstractNumId w:val="0"/>
+  </w:num>
+</w:numbering>
 </file>
 
 <file path=word/styles.xml><?xml version="1.0" encoding="utf-8"?>
@@ -1020,7 +1219,6 @@
   <w:style w:type="character" w:default="1" w:styleId="DefaultParagraphFont">
     <w:name w:val="Default Paragraph Font"/>
     <w:uiPriority w:val="1"/>
-    <w:semiHidden/>
     <w:unhideWhenUsed/>
   </w:style>
   <w:style w:type="table" w:default="1" w:styleId="TableNormal">
